--- a/第一阶段/附件1_漫像交融软件需求规格说明书.docx
+++ b/第一阶段/附件1_漫像交融软件需求规格说明书.docx
@@ -7140,7 +7140,7 @@
           <w:color w:val="000000"/>
           <w:sz w:val="22"/>
         </w:rPr>
-        <w:t>本版按从零自主开发定位修订。项目需求、模块划分、交互流程及算法组合由本组设计；通用依赖按各自许可证使用。本文由AI辅助整理，四名成员分别核对并修订负责章节，实际贡献以本人提交及评审记录为准。</w:t>
+        <w:t>本版按从零自主开发定位修订。项目需求、模块划分、交互流程及算法组合由本组设计；通用依赖按各自许可证使用。四名成员分别核对并修订负责章节，提交与评审记录用于跟踪文档修订。</w:t>
       </w:r>
     </w:p>
     <w:sectPr>

--- a/第一阶段/附件1_漫像交融软件需求规格说明书.docx
+++ b/第一阶段/附件1_漫像交融软件需求规格说明书.docx
@@ -7098,7 +7098,7 @@
           <w:color w:val="000000"/>
           <w:sz w:val="22"/>
         </w:rPr>
-        <w:t>待确认：报告起始日期、队员GitHub账号、课程Organization归属要求、验收设备与算法参数基线。设备和首版参数在M1开始时锁定，账号由组长收集。</w:t>
+        <w:t>项目登记日期为2026年10月25日，仓库操作账号为HYwlkK。M1、M2、M3组内计划日期分别为11月8日、11月22日、12月6日；验收设备和算法参数在M1实现时记录。</w:t>
       </w:r>
     </w:p>
     <w:p>
